--- a/lessons/3-3-group2/homework.docx
+++ b/lessons/3-3-group2/homework.docx
@@ -479,7 +479,7 @@
         <w:t xml:space="preserve">Additive pattern (Patrón aditivo)</w:t>
       </w:r>
       <w:r>
-        <w:t xml:space="preserve"> — Adding the same amount to both parts of a ratio table to make new rows.</w:t>
+        <w:t xml:space="preserve"> — Building new rows of a ratio table by adding each column's own constant amount, so the two columns grow together.</w:t>
       </w:r>
     </w:p>
     <w:p>
